--- a/ms/_extensions/wjschne/apaquarto/apaquarto.docx
+++ b/ms/_extensions/wjschne/apaquarto/apaquarto.docx
@@ -1381,7 +1381,6 @@
       <w:wordWrap w:val="0"/>
       <w:spacing w:after="240" w:line="240" w:lineRule="auto"/>
       <w:contextualSpacing/>
-      <w:jc w:val="left"/>
     </w:pPr>
   </w:style>
   <w:style w:type="character" w:customStyle="1" w:styleId="KeywordTok">

--- a/ms/_extensions/wjschne/apaquarto/apaquarto.docx
+++ b/ms/_extensions/wjschne/apaquarto/apaquarto.docx
@@ -1381,6 +1381,7 @@
       <w:wordWrap w:val="0"/>
       <w:spacing w:after="240" w:line="240" w:lineRule="auto"/>
       <w:contextualSpacing/>
+      <w:jc w:val="left"/>
     </w:pPr>
   </w:style>
   <w:style w:type="character" w:customStyle="1" w:styleId="KeywordTok">
